--- a/gen-ai/extracted-notes/gen-ai.docx
+++ b/gen-ai/extracted-notes/gen-ai.docx
@@ -9,18 +9,19 @@
         </w:tabs>
       </w:pPr>
       <w:r>
-        <w:t>Stable diffusion is a latent text-to-image diffusion model capable of generating photo realistic images given any text input. The model employs a technique called diffusion modelling, which works by incrementally reducing the noise in a sample over several iterations, eventually producing a final output. Diffusion model is a type of model that generates a chain of increasingly noisy images by adding Gaussian noise to an image and then training a model to predict the noise added to an image from one step to following one. It uses a fixed and finite number of steps to generate images, resulting in a stable repeatable image generation.</w:t>
+        <w:t xml:space="preserve">Stable diffusion is a latent text-to-image diffusion model capable of generating </w:t>
+      </w:r>
+      <w:r>
+        <w:t>realistic photo</w:t>
+      </w:r>
+      <w:r>
+        <w:t xml:space="preserve"> images given any text input. The model employs a technique called diffusion modelling, which works by incrementally reducing the noise in a sample over several iterations, eventually producing a final output. Diffusion model is a type of model that generates a chain of increasingly noisy images by adding Gaussian noise to an image and then training a model to predict the noise added to an image from one step to following one. It uses a fixed and finite number of steps to generate images, resulting in a stable repeatable image generation.</w:t>
       </w:r>
     </w:p>
     <w:p>
       <w:r>
-        <w:t xml:space="preserve">Local LLMs are advanced AI models that have been optimized to run on personal devices without the need for constant internet connectivity like GPT-2 Mobile, ALBERT, </w:t>
+        <w:t>Local LLMs are advanced AI models that have been optimized to run on personal devices without the need for constant internet connectivity like GPT-2 Mobile, ALBERT, DistilBERT.</w:t>
       </w:r>
-      <w:proofErr w:type="spellStart"/>
-      <w:r>
-        <w:t>DistilBERT.</w:t>
-      </w:r>
-      <w:proofErr w:type="spellEnd"/>
     </w:p>
     <w:p>
       <w:r>
@@ -104,13 +105,13 @@
         <w:t xml:space="preserve"> - </w:t>
       </w:r>
       <w:r>
-        <w:t xml:space="preserve">none of these alone </w:t>
+        <w:t xml:space="preserve">none of </w:t>
       </w:r>
       <w:r>
-        <w:t>guaranteed</w:t>
+        <w:t>this alone guaranteed job security</w:t>
       </w:r>
       <w:r>
-        <w:t xml:space="preserve"> job security, but they do offer a competitive edge.</w:t>
+        <w:t>, but they do offer a competitive edge.</w:t>
       </w:r>
     </w:p>
     <w:p/>
@@ -1190,6 +1191,7 @@
   <w:style w:type="character" w:default="1" w:styleId="DefaultParagraphFont">
     <w:name w:val="Default Paragraph Font"/>
     <w:uiPriority w:val="1"/>
+    <w:semiHidden/>
     <w:unhideWhenUsed/>
   </w:style>
   <w:style w:type="table" w:default="1" w:styleId="TableNormal">
